--- a/docs/developpement/phases/word/PHASE_29_DOSSIER_DE_CONFORMITE_V0_1.docx
+++ b/docs/developpement/phases/word/PHASE_29_DOSSIER_DE_CONFORMITE_V0_1.docx
@@ -20,7 +20,7 @@
       <w:r>
         <w:t xml:space="preserve">FlaiX Expert · dossier de développement · généré le 2026-10-04 depuis le dépôt </w:t>
       </w:r>
-      <w:hyperlink w:history="1" r:id="rIdwxbnoejonqqk3xowgjv0c">
+      <w:hyperlink w:history="1" r:id="rId25nrpa360xtsbnyllyyid">
         <w:r>
           <w:rPr>
             <w:rStyle w:val="Hyperlink"/>
@@ -513,7 +513,7 @@
           <w:numId w:val="2"/>
         </w:numPr>
       </w:pPr>
-      <w:hyperlink w:history="1" r:id="rId0jozooymw4uj248kmrc8n">
+      <w:hyperlink w:history="1" r:id="rIdapfxvsuciyj_9w1ubvube">
         <w:r>
           <w:rPr>
             <w:rStyle w:val="Hyperlink"/>
@@ -533,7 +533,7 @@
           <w:numId w:val="2"/>
         </w:numPr>
       </w:pPr>
-      <w:hyperlink w:history="1" r:id="rIdozwfq00j9navao5viii7r">
+      <w:hyperlink w:history="1" r:id="rIdbbcwrq6ciw_yvhq_eshl-">
         <w:r>
           <w:rPr>
             <w:rStyle w:val="Hyperlink"/>
@@ -581,7 +581,7 @@
       <w:r>
         <w:t xml:space="preserve"> — modifié — </w:t>
       </w:r>
-      <w:hyperlink w:history="1" r:id="rIdpu9ijoxvitsbnbboxfezw">
+      <w:hyperlink w:history="1" r:id="rIdlymsabthta7gd7qgu7my1">
         <w:r>
           <w:rPr>
             <w:rStyle w:val="Hyperlink"/>
@@ -610,7 +610,7 @@
       <w:r>
         <w:t xml:space="preserve"> — créé — </w:t>
       </w:r>
-      <w:hyperlink w:history="1" r:id="rIdwr8asw3pibhyjxahgm5y5">
+      <w:hyperlink w:history="1" r:id="rIdtmzee5-wdhmivele5runh">
         <w:r>
           <w:rPr>
             <w:rStyle w:val="Hyperlink"/>
@@ -639,7 +639,7 @@
       <w:r>
         <w:t xml:space="preserve"> — créé — </w:t>
       </w:r>
-      <w:hyperlink w:history="1" r:id="rId1bntk_5hm0k4ey8woec3o">
+      <w:hyperlink w:history="1" r:id="rIdqkidwudcpoep6uzuyjkpc">
         <w:r>
           <w:rPr>
             <w:rStyle w:val="Hyperlink"/>
@@ -668,7 +668,7 @@
       <w:r>
         <w:t xml:space="preserve"> — créé — </w:t>
       </w:r>
-      <w:hyperlink w:history="1" r:id="rIdnt-wc09n_ecw5fwecssm9">
+      <w:hyperlink w:history="1" r:id="rIdnq_x1ocrccqgl5ebehfvz">
         <w:r>
           <w:rPr>
             <w:rStyle w:val="Hyperlink"/>

--- a/docs/developpement/phases/word/PHASE_29_DOSSIER_DE_CONFORMITE_V0_1.docx
+++ b/docs/developpement/phases/word/PHASE_29_DOSSIER_DE_CONFORMITE_V0_1.docx
@@ -20,7 +20,7 @@
       <w:r>
         <w:t xml:space="preserve">FlaiX Expert · dossier de développement · généré le 2026-10-04 depuis le dépôt </w:t>
       </w:r>
-      <w:hyperlink w:history="1" r:id="rId25nrpa360xtsbnyllyyid">
+      <w:hyperlink w:history="1" r:id="rIdiuslxpz5fp7jsfquoxzhc">
         <w:r>
           <w:rPr>
             <w:rStyle w:val="Hyperlink"/>
@@ -513,7 +513,7 @@
           <w:numId w:val="2"/>
         </w:numPr>
       </w:pPr>
-      <w:hyperlink w:history="1" r:id="rIdapfxvsuciyj_9w1ubvube">
+      <w:hyperlink w:history="1" r:id="rIdwsgcebqdiobp-urirvth5">
         <w:r>
           <w:rPr>
             <w:rStyle w:val="Hyperlink"/>
@@ -533,7 +533,7 @@
           <w:numId w:val="2"/>
         </w:numPr>
       </w:pPr>
-      <w:hyperlink w:history="1" r:id="rIdbbcwrq6ciw_yvhq_eshl-">
+      <w:hyperlink w:history="1" r:id="rIdq_pxlpuscm4bfelszgvn-">
         <w:r>
           <w:rPr>
             <w:rStyle w:val="Hyperlink"/>
@@ -581,7 +581,7 @@
       <w:r>
         <w:t xml:space="preserve"> — modifié — </w:t>
       </w:r>
-      <w:hyperlink w:history="1" r:id="rIdlymsabthta7gd7qgu7my1">
+      <w:hyperlink w:history="1" r:id="rIdlhxfwavulqwmsnrlx6z-y">
         <w:r>
           <w:rPr>
             <w:rStyle w:val="Hyperlink"/>
@@ -610,7 +610,7 @@
       <w:r>
         <w:t xml:space="preserve"> — créé — </w:t>
       </w:r>
-      <w:hyperlink w:history="1" r:id="rIdtmzee5-wdhmivele5runh">
+      <w:hyperlink w:history="1" r:id="rIdjrnwlaanatlk5moanf7te">
         <w:r>
           <w:rPr>
             <w:rStyle w:val="Hyperlink"/>
@@ -639,7 +639,7 @@
       <w:r>
         <w:t xml:space="preserve"> — créé — </w:t>
       </w:r>
-      <w:hyperlink w:history="1" r:id="rIdqkidwudcpoep6uzuyjkpc">
+      <w:hyperlink w:history="1" r:id="rIdhgh2ui2k9gdaoc3unhbq4">
         <w:r>
           <w:rPr>
             <w:rStyle w:val="Hyperlink"/>
@@ -668,7 +668,7 @@
       <w:r>
         <w:t xml:space="preserve"> — créé — </w:t>
       </w:r>
-      <w:hyperlink w:history="1" r:id="rIdnq_x1ocrccqgl5ebehfvz">
+      <w:hyperlink w:history="1" r:id="rIdyhokfx4x7gy177onuwmbn">
         <w:r>
           <w:rPr>
             <w:rStyle w:val="Hyperlink"/>

--- a/docs/developpement/phases/word/PHASE_29_DOSSIER_DE_CONFORMITE_V0_1.docx
+++ b/docs/developpement/phases/word/PHASE_29_DOSSIER_DE_CONFORMITE_V0_1.docx
@@ -20,7 +20,7 @@
       <w:r>
         <w:t xml:space="preserve">FlaiX Expert · dossier de développement · généré le 2026-10-04 depuis le dépôt </w:t>
       </w:r>
-      <w:hyperlink w:history="1" r:id="rIdiuslxpz5fp7jsfquoxzhc">
+      <w:hyperlink w:history="1" r:id="rIdmni1mm3ylccnktbiboevi">
         <w:r>
           <w:rPr>
             <w:rStyle w:val="Hyperlink"/>
@@ -513,7 +513,7 @@
           <w:numId w:val="2"/>
         </w:numPr>
       </w:pPr>
-      <w:hyperlink w:history="1" r:id="rIdwsgcebqdiobp-urirvth5">
+      <w:hyperlink w:history="1" r:id="rIdeb9zsbzm01wzdt_4v4_4n">
         <w:r>
           <w:rPr>
             <w:rStyle w:val="Hyperlink"/>
@@ -533,7 +533,7 @@
           <w:numId w:val="2"/>
         </w:numPr>
       </w:pPr>
-      <w:hyperlink w:history="1" r:id="rIdq_pxlpuscm4bfelszgvn-">
+      <w:hyperlink w:history="1" r:id="rIdvhml8whehh4ed3clrslh6">
         <w:r>
           <w:rPr>
             <w:rStyle w:val="Hyperlink"/>
@@ -581,7 +581,7 @@
       <w:r>
         <w:t xml:space="preserve"> — modifié — </w:t>
       </w:r>
-      <w:hyperlink w:history="1" r:id="rIdlhxfwavulqwmsnrlx6z-y">
+      <w:hyperlink w:history="1" r:id="rIdzycyq27tgmmtpx9ewsxyr">
         <w:r>
           <w:rPr>
             <w:rStyle w:val="Hyperlink"/>
@@ -610,7 +610,7 @@
       <w:r>
         <w:t xml:space="preserve"> — créé — </w:t>
       </w:r>
-      <w:hyperlink w:history="1" r:id="rIdjrnwlaanatlk5moanf7te">
+      <w:hyperlink w:history="1" r:id="rIdm3ek6dln1ptdcftvsvn-c">
         <w:r>
           <w:rPr>
             <w:rStyle w:val="Hyperlink"/>
@@ -639,7 +639,7 @@
       <w:r>
         <w:t xml:space="preserve"> — créé — </w:t>
       </w:r>
-      <w:hyperlink w:history="1" r:id="rIdhgh2ui2k9gdaoc3unhbq4">
+      <w:hyperlink w:history="1" r:id="rId9rca22q1r7wunypbkxmze">
         <w:r>
           <w:rPr>
             <w:rStyle w:val="Hyperlink"/>
@@ -668,7 +668,7 @@
       <w:r>
         <w:t xml:space="preserve"> — créé — </w:t>
       </w:r>
-      <w:hyperlink w:history="1" r:id="rIdyhokfx4x7gy177onuwmbn">
+      <w:hyperlink w:history="1" r:id="rIdb35e90qle37lpy4qlv3di">
         <w:r>
           <w:rPr>
             <w:rStyle w:val="Hyperlink"/>

--- a/docs/developpement/phases/word/PHASE_29_DOSSIER_DE_CONFORMITE_V0_1.docx
+++ b/docs/developpement/phases/word/PHASE_29_DOSSIER_DE_CONFORMITE_V0_1.docx
@@ -20,7 +20,7 @@
       <w:r>
         <w:t xml:space="preserve">FlaiX Expert · dossier de développement · généré le 2026-10-04 depuis le dépôt </w:t>
       </w:r>
-      <w:hyperlink w:history="1" r:id="rIdmni1mm3ylccnktbiboevi">
+      <w:hyperlink w:history="1" r:id="rIdlszpgrkmbxhzztfqjnm6a">
         <w:r>
           <w:rPr>
             <w:rStyle w:val="Hyperlink"/>
@@ -513,7 +513,7 @@
           <w:numId w:val="2"/>
         </w:numPr>
       </w:pPr>
-      <w:hyperlink w:history="1" r:id="rIdeb9zsbzm01wzdt_4v4_4n">
+      <w:hyperlink w:history="1" r:id="rIdmmvrnvoehdrrjomzln7ss">
         <w:r>
           <w:rPr>
             <w:rStyle w:val="Hyperlink"/>
@@ -533,7 +533,7 @@
           <w:numId w:val="2"/>
         </w:numPr>
       </w:pPr>
-      <w:hyperlink w:history="1" r:id="rIdvhml8whehh4ed3clrslh6">
+      <w:hyperlink w:history="1" r:id="rIdrsttoaain9vg3z6tdfidv">
         <w:r>
           <w:rPr>
             <w:rStyle w:val="Hyperlink"/>
@@ -581,7 +581,7 @@
       <w:r>
         <w:t xml:space="preserve"> — modifié — </w:t>
       </w:r>
-      <w:hyperlink w:history="1" r:id="rIdzycyq27tgmmtpx9ewsxyr">
+      <w:hyperlink w:history="1" r:id="rIdiwkha1lopywcgp_84cs8o">
         <w:r>
           <w:rPr>
             <w:rStyle w:val="Hyperlink"/>
@@ -610,7 +610,7 @@
       <w:r>
         <w:t xml:space="preserve"> — créé — </w:t>
       </w:r>
-      <w:hyperlink w:history="1" r:id="rIdm3ek6dln1ptdcftvsvn-c">
+      <w:hyperlink w:history="1" r:id="rIdq3bbz2s-ebx60v_nhanno">
         <w:r>
           <w:rPr>
             <w:rStyle w:val="Hyperlink"/>
@@ -639,7 +639,7 @@
       <w:r>
         <w:t xml:space="preserve"> — créé — </w:t>
       </w:r>
-      <w:hyperlink w:history="1" r:id="rId9rca22q1r7wunypbkxmze">
+      <w:hyperlink w:history="1" r:id="rIdyle7pyafawhr93tsyuiuq">
         <w:r>
           <w:rPr>
             <w:rStyle w:val="Hyperlink"/>
@@ -668,7 +668,7 @@
       <w:r>
         <w:t xml:space="preserve"> — créé — </w:t>
       </w:r>
-      <w:hyperlink w:history="1" r:id="rIdb35e90qle37lpy4qlv3di">
+      <w:hyperlink w:history="1" r:id="rIddwylncoxm0nbfnyuyhhmf">
         <w:r>
           <w:rPr>
             <w:rStyle w:val="Hyperlink"/>

--- a/docs/developpement/phases/word/PHASE_29_DOSSIER_DE_CONFORMITE_V0_1.docx
+++ b/docs/developpement/phases/word/PHASE_29_DOSSIER_DE_CONFORMITE_V0_1.docx
@@ -20,7 +20,7 @@
       <w:r>
         <w:t xml:space="preserve">FlaiX Expert · dossier de développement · généré le 2026-10-04 depuis le dépôt </w:t>
       </w:r>
-      <w:hyperlink w:history="1" r:id="rIdlszpgrkmbxhzztfqjnm6a">
+      <w:hyperlink w:history="1" r:id="rIdhs4c_pubadujj9wwhciwr">
         <w:r>
           <w:rPr>
             <w:rStyle w:val="Hyperlink"/>
@@ -513,7 +513,7 @@
           <w:numId w:val="2"/>
         </w:numPr>
       </w:pPr>
-      <w:hyperlink w:history="1" r:id="rIdmmvrnvoehdrrjomzln7ss">
+      <w:hyperlink w:history="1" r:id="rIdktqicjfypltluuzclv6bp">
         <w:r>
           <w:rPr>
             <w:rStyle w:val="Hyperlink"/>
@@ -533,7 +533,7 @@
           <w:numId w:val="2"/>
         </w:numPr>
       </w:pPr>
-      <w:hyperlink w:history="1" r:id="rIdrsttoaain9vg3z6tdfidv">
+      <w:hyperlink w:history="1" r:id="rIdllopdxliwff4zzqgj2awr">
         <w:r>
           <w:rPr>
             <w:rStyle w:val="Hyperlink"/>
@@ -581,7 +581,7 @@
       <w:r>
         <w:t xml:space="preserve"> — modifié — </w:t>
       </w:r>
-      <w:hyperlink w:history="1" r:id="rIdiwkha1lopywcgp_84cs8o">
+      <w:hyperlink w:history="1" r:id="rId9gkjxdltgr9_z0zw20skp">
         <w:r>
           <w:rPr>
             <w:rStyle w:val="Hyperlink"/>
@@ -610,7 +610,7 @@
       <w:r>
         <w:t xml:space="preserve"> — créé — </w:t>
       </w:r>
-      <w:hyperlink w:history="1" r:id="rIdq3bbz2s-ebx60v_nhanno">
+      <w:hyperlink w:history="1" r:id="rIdnsodh-nfld4xz1h0iev5r">
         <w:r>
           <w:rPr>
             <w:rStyle w:val="Hyperlink"/>
@@ -639,7 +639,7 @@
       <w:r>
         <w:t xml:space="preserve"> — créé — </w:t>
       </w:r>
-      <w:hyperlink w:history="1" r:id="rIdyle7pyafawhr93tsyuiuq">
+      <w:hyperlink w:history="1" r:id="rIdyaez1rlejqi2hrpptwhc2">
         <w:r>
           <w:rPr>
             <w:rStyle w:val="Hyperlink"/>
@@ -668,7 +668,7 @@
       <w:r>
         <w:t xml:space="preserve"> — créé — </w:t>
       </w:r>
-      <w:hyperlink w:history="1" r:id="rIddwylncoxm0nbfnyuyhhmf">
+      <w:hyperlink w:history="1" r:id="rId0tiwquouxpx-h3qcrribm">
         <w:r>
           <w:rPr>
             <w:rStyle w:val="Hyperlink"/>

--- a/docs/developpement/phases/word/PHASE_29_DOSSIER_DE_CONFORMITE_V0_1.docx
+++ b/docs/developpement/phases/word/PHASE_29_DOSSIER_DE_CONFORMITE_V0_1.docx
@@ -20,7 +20,7 @@
       <w:r>
         <w:t xml:space="preserve">FlaiX Expert · dossier de développement · généré le 2026-10-04 depuis le dépôt </w:t>
       </w:r>
-      <w:hyperlink w:history="1" r:id="rIdhs4c_pubadujj9wwhciwr">
+      <w:hyperlink w:history="1" r:id="rIdh5yr-ju0ii-thzsanm516">
         <w:r>
           <w:rPr>
             <w:rStyle w:val="Hyperlink"/>
@@ -513,7 +513,7 @@
           <w:numId w:val="2"/>
         </w:numPr>
       </w:pPr>
-      <w:hyperlink w:history="1" r:id="rIdktqicjfypltluuzclv6bp">
+      <w:hyperlink w:history="1" r:id="rIdxtnzubxdghop554xwv9jl">
         <w:r>
           <w:rPr>
             <w:rStyle w:val="Hyperlink"/>
@@ -533,7 +533,7 @@
           <w:numId w:val="2"/>
         </w:numPr>
       </w:pPr>
-      <w:hyperlink w:history="1" r:id="rIdllopdxliwff4zzqgj2awr">
+      <w:hyperlink w:history="1" r:id="rId7hza2hlcu_q65kwvjryby">
         <w:r>
           <w:rPr>
             <w:rStyle w:val="Hyperlink"/>
@@ -581,7 +581,7 @@
       <w:r>
         <w:t xml:space="preserve"> — modifié — </w:t>
       </w:r>
-      <w:hyperlink w:history="1" r:id="rId9gkjxdltgr9_z0zw20skp">
+      <w:hyperlink w:history="1" r:id="rIdnapmer6m42f7fjlwptjg2">
         <w:r>
           <w:rPr>
             <w:rStyle w:val="Hyperlink"/>
@@ -610,7 +610,7 @@
       <w:r>
         <w:t xml:space="preserve"> — créé — </w:t>
       </w:r>
-      <w:hyperlink w:history="1" r:id="rIdnsodh-nfld4xz1h0iev5r">
+      <w:hyperlink w:history="1" r:id="rIda22fbk2-78yxkpsnggjmy">
         <w:r>
           <w:rPr>
             <w:rStyle w:val="Hyperlink"/>
@@ -639,7 +639,7 @@
       <w:r>
         <w:t xml:space="preserve"> — créé — </w:t>
       </w:r>
-      <w:hyperlink w:history="1" r:id="rIdyaez1rlejqi2hrpptwhc2">
+      <w:hyperlink w:history="1" r:id="rIdkp1cj2l-acwzq3wazeq0k">
         <w:r>
           <w:rPr>
             <w:rStyle w:val="Hyperlink"/>
@@ -668,7 +668,7 @@
       <w:r>
         <w:t xml:space="preserve"> — créé — </w:t>
       </w:r>
-      <w:hyperlink w:history="1" r:id="rId0tiwquouxpx-h3qcrribm">
+      <w:hyperlink w:history="1" r:id="rIdgmbuyksr2p2wsp_ve5sv7">
         <w:r>
           <w:rPr>
             <w:rStyle w:val="Hyperlink"/>

--- a/docs/developpement/phases/word/PHASE_29_DOSSIER_DE_CONFORMITE_V0_1.docx
+++ b/docs/developpement/phases/word/PHASE_29_DOSSIER_DE_CONFORMITE_V0_1.docx
@@ -20,7 +20,7 @@
       <w:r>
         <w:t xml:space="preserve">FlaiX Expert · dossier de développement · généré le 2026-10-04 depuis le dépôt </w:t>
       </w:r>
-      <w:hyperlink w:history="1" r:id="rIdh5yr-ju0ii-thzsanm516">
+      <w:hyperlink w:history="1" r:id="rIda03kd8ybw7mrmz1iyftqz">
         <w:r>
           <w:rPr>
             <w:rStyle w:val="Hyperlink"/>
@@ -513,7 +513,7 @@
           <w:numId w:val="2"/>
         </w:numPr>
       </w:pPr>
-      <w:hyperlink w:history="1" r:id="rIdxtnzubxdghop554xwv9jl">
+      <w:hyperlink w:history="1" r:id="rIdu-8rtzcumrre4sb1hqhrl">
         <w:r>
           <w:rPr>
             <w:rStyle w:val="Hyperlink"/>
@@ -533,7 +533,7 @@
           <w:numId w:val="2"/>
         </w:numPr>
       </w:pPr>
-      <w:hyperlink w:history="1" r:id="rId7hza2hlcu_q65kwvjryby">
+      <w:hyperlink w:history="1" r:id="rIdxd7cqbe3xiapo-8niactl">
         <w:r>
           <w:rPr>
             <w:rStyle w:val="Hyperlink"/>
@@ -581,7 +581,7 @@
       <w:r>
         <w:t xml:space="preserve"> — modifié — </w:t>
       </w:r>
-      <w:hyperlink w:history="1" r:id="rIdnapmer6m42f7fjlwptjg2">
+      <w:hyperlink w:history="1" r:id="rIduyxxd-l7nnqc8t1ch1j6e">
         <w:r>
           <w:rPr>
             <w:rStyle w:val="Hyperlink"/>
@@ -610,7 +610,7 @@
       <w:r>
         <w:t xml:space="preserve"> — créé — </w:t>
       </w:r>
-      <w:hyperlink w:history="1" r:id="rIda22fbk2-78yxkpsnggjmy">
+      <w:hyperlink w:history="1" r:id="rIdlofkofomidpu2mfrhrlt1">
         <w:r>
           <w:rPr>
             <w:rStyle w:val="Hyperlink"/>
@@ -639,7 +639,7 @@
       <w:r>
         <w:t xml:space="preserve"> — créé — </w:t>
       </w:r>
-      <w:hyperlink w:history="1" r:id="rIdkp1cj2l-acwzq3wazeq0k">
+      <w:hyperlink w:history="1" r:id="rIduphrpvzoa1waczqlactir">
         <w:r>
           <w:rPr>
             <w:rStyle w:val="Hyperlink"/>
@@ -668,7 +668,7 @@
       <w:r>
         <w:t xml:space="preserve"> — créé — </w:t>
       </w:r>
-      <w:hyperlink w:history="1" r:id="rIdgmbuyksr2p2wsp_ve5sv7">
+      <w:hyperlink w:history="1" r:id="rIddmbate2ivpcnvjx0rhbqu">
         <w:r>
           <w:rPr>
             <w:rStyle w:val="Hyperlink"/>

--- a/docs/developpement/phases/word/PHASE_29_DOSSIER_DE_CONFORMITE_V0_1.docx
+++ b/docs/developpement/phases/word/PHASE_29_DOSSIER_DE_CONFORMITE_V0_1.docx
@@ -20,7 +20,7 @@
       <w:r>
         <w:t xml:space="preserve">FlaiX Expert · dossier de développement · généré le 2026-10-04 depuis le dépôt </w:t>
       </w:r>
-      <w:hyperlink w:history="1" r:id="rIda03kd8ybw7mrmz1iyftqz">
+      <w:hyperlink w:history="1" r:id="rIdbau9ehlwlzhnadzzmmemo">
         <w:r>
           <w:rPr>
             <w:rStyle w:val="Hyperlink"/>
@@ -513,7 +513,7 @@
           <w:numId w:val="2"/>
         </w:numPr>
       </w:pPr>
-      <w:hyperlink w:history="1" r:id="rIdu-8rtzcumrre4sb1hqhrl">
+      <w:hyperlink w:history="1" r:id="rIdmjnh5due8xxwgk4pchpe6">
         <w:r>
           <w:rPr>
             <w:rStyle w:val="Hyperlink"/>
@@ -533,7 +533,7 @@
           <w:numId w:val="2"/>
         </w:numPr>
       </w:pPr>
-      <w:hyperlink w:history="1" r:id="rIdxd7cqbe3xiapo-8niactl">
+      <w:hyperlink w:history="1" r:id="rIdaj2q20szddjf0e-h23mwp">
         <w:r>
           <w:rPr>
             <w:rStyle w:val="Hyperlink"/>
@@ -581,7 +581,7 @@
       <w:r>
         <w:t xml:space="preserve"> — modifié — </w:t>
       </w:r>
-      <w:hyperlink w:history="1" r:id="rIduyxxd-l7nnqc8t1ch1j6e">
+      <w:hyperlink w:history="1" r:id="rIdzz-gyyw4f_kez5brccc69">
         <w:r>
           <w:rPr>
             <w:rStyle w:val="Hyperlink"/>
@@ -610,7 +610,7 @@
       <w:r>
         <w:t xml:space="preserve"> — créé — </w:t>
       </w:r>
-      <w:hyperlink w:history="1" r:id="rIdlofkofomidpu2mfrhrlt1">
+      <w:hyperlink w:history="1" r:id="rId2kba70ooqniw2pznvtafl">
         <w:r>
           <w:rPr>
             <w:rStyle w:val="Hyperlink"/>
@@ -639,7 +639,7 @@
       <w:r>
         <w:t xml:space="preserve"> — créé — </w:t>
       </w:r>
-      <w:hyperlink w:history="1" r:id="rIduphrpvzoa1waczqlactir">
+      <w:hyperlink w:history="1" r:id="rIdwc--gio7ewuvund9sxlid">
         <w:r>
           <w:rPr>
             <w:rStyle w:val="Hyperlink"/>
@@ -668,7 +668,7 @@
       <w:r>
         <w:t xml:space="preserve"> — créé — </w:t>
       </w:r>
-      <w:hyperlink w:history="1" r:id="rIddmbate2ivpcnvjx0rhbqu">
+      <w:hyperlink w:history="1" r:id="rIdii67repy_g6ryvfl7zsib">
         <w:r>
           <w:rPr>
             <w:rStyle w:val="Hyperlink"/>

--- a/docs/developpement/phases/word/PHASE_29_DOSSIER_DE_CONFORMITE_V0_1.docx
+++ b/docs/developpement/phases/word/PHASE_29_DOSSIER_DE_CONFORMITE_V0_1.docx
@@ -20,7 +20,7 @@
       <w:r>
         <w:t xml:space="preserve">FlaiX Expert · dossier de développement · généré le 2026-10-04 depuis le dépôt </w:t>
       </w:r>
-      <w:hyperlink w:history="1" r:id="rIdbau9ehlwlzhnadzzmmemo">
+      <w:hyperlink w:history="1" r:id="rIdazufxixsd93wweieivoiz">
         <w:r>
           <w:rPr>
             <w:rStyle w:val="Hyperlink"/>
@@ -513,7 +513,7 @@
           <w:numId w:val="2"/>
         </w:numPr>
       </w:pPr>
-      <w:hyperlink w:history="1" r:id="rIdmjnh5due8xxwgk4pchpe6">
+      <w:hyperlink w:history="1" r:id="rId9skybbkhioq10cct7knzr">
         <w:r>
           <w:rPr>
             <w:rStyle w:val="Hyperlink"/>
@@ -533,7 +533,7 @@
           <w:numId w:val="2"/>
         </w:numPr>
       </w:pPr>
-      <w:hyperlink w:history="1" r:id="rIdaj2q20szddjf0e-h23mwp">
+      <w:hyperlink w:history="1" r:id="rId9q6a5cl32btm7l0zlwtxq">
         <w:r>
           <w:rPr>
             <w:rStyle w:val="Hyperlink"/>
@@ -581,7 +581,7 @@
       <w:r>
         <w:t xml:space="preserve"> — modifié — </w:t>
       </w:r>
-      <w:hyperlink w:history="1" r:id="rIdzz-gyyw4f_kez5brccc69">
+      <w:hyperlink w:history="1" r:id="rIdqw6zzhxtykfcn4__7y5i3">
         <w:r>
           <w:rPr>
             <w:rStyle w:val="Hyperlink"/>
@@ -610,7 +610,7 @@
       <w:r>
         <w:t xml:space="preserve"> — créé — </w:t>
       </w:r>
-      <w:hyperlink w:history="1" r:id="rId2kba70ooqniw2pznvtafl">
+      <w:hyperlink w:history="1" r:id="rIdb2dzmcuouc5imgknqayh-">
         <w:r>
           <w:rPr>
             <w:rStyle w:val="Hyperlink"/>
@@ -639,7 +639,7 @@
       <w:r>
         <w:t xml:space="preserve"> — créé — </w:t>
       </w:r>
-      <w:hyperlink w:history="1" r:id="rIdwc--gio7ewuvund9sxlid">
+      <w:hyperlink w:history="1" r:id="rIdpkbxcmx0k-msgd0umcbha">
         <w:r>
           <w:rPr>
             <w:rStyle w:val="Hyperlink"/>
@@ -668,7 +668,7 @@
       <w:r>
         <w:t xml:space="preserve"> — créé — </w:t>
       </w:r>
-      <w:hyperlink w:history="1" r:id="rIdii67repy_g6ryvfl7zsib">
+      <w:hyperlink w:history="1" r:id="rId0i9fmqelhovgdlsjegxm6">
         <w:r>
           <w:rPr>
             <w:rStyle w:val="Hyperlink"/>

--- a/docs/developpement/phases/word/PHASE_29_DOSSIER_DE_CONFORMITE_V0_1.docx
+++ b/docs/developpement/phases/word/PHASE_29_DOSSIER_DE_CONFORMITE_V0_1.docx
@@ -20,7 +20,7 @@
       <w:r>
         <w:t xml:space="preserve">FlaiX Expert · dossier de développement · généré le 2026-10-04 depuis le dépôt </w:t>
       </w:r>
-      <w:hyperlink w:history="1" r:id="rIdazufxixsd93wweieivoiz">
+      <w:hyperlink w:history="1" r:id="rId-nuhhazxajgtl0-adidlj">
         <w:r>
           <w:rPr>
             <w:rStyle w:val="Hyperlink"/>
@@ -513,7 +513,7 @@
           <w:numId w:val="2"/>
         </w:numPr>
       </w:pPr>
-      <w:hyperlink w:history="1" r:id="rId9skybbkhioq10cct7knzr">
+      <w:hyperlink w:history="1" r:id="rIdypgl5png7ozlb3d8om3qx">
         <w:r>
           <w:rPr>
             <w:rStyle w:val="Hyperlink"/>
@@ -533,7 +533,7 @@
           <w:numId w:val="2"/>
         </w:numPr>
       </w:pPr>
-      <w:hyperlink w:history="1" r:id="rId9q6a5cl32btm7l0zlwtxq">
+      <w:hyperlink w:history="1" r:id="rIdb0hxsv3fx9c_upnannqlp">
         <w:r>
           <w:rPr>
             <w:rStyle w:val="Hyperlink"/>
@@ -581,7 +581,7 @@
       <w:r>
         <w:t xml:space="preserve"> — modifié — </w:t>
       </w:r>
-      <w:hyperlink w:history="1" r:id="rIdqw6zzhxtykfcn4__7y5i3">
+      <w:hyperlink w:history="1" r:id="rIdg-qcbonuvgipcb0f_bwz9">
         <w:r>
           <w:rPr>
             <w:rStyle w:val="Hyperlink"/>
@@ -610,7 +610,7 @@
       <w:r>
         <w:t xml:space="preserve"> — créé — </w:t>
       </w:r>
-      <w:hyperlink w:history="1" r:id="rIdb2dzmcuouc5imgknqayh-">
+      <w:hyperlink w:history="1" r:id="rIdvwhqc4wpygt0_9fq8fm3p">
         <w:r>
           <w:rPr>
             <w:rStyle w:val="Hyperlink"/>
@@ -639,7 +639,7 @@
       <w:r>
         <w:t xml:space="preserve"> — créé — </w:t>
       </w:r>
-      <w:hyperlink w:history="1" r:id="rIdpkbxcmx0k-msgd0umcbha">
+      <w:hyperlink w:history="1" r:id="rIdqmgy8xuem78_odinjni6o">
         <w:r>
           <w:rPr>
             <w:rStyle w:val="Hyperlink"/>
@@ -668,7 +668,7 @@
       <w:r>
         <w:t xml:space="preserve"> — créé — </w:t>
       </w:r>
-      <w:hyperlink w:history="1" r:id="rId0i9fmqelhovgdlsjegxm6">
+      <w:hyperlink w:history="1" r:id="rIdo3p67tnmxpnn_q2eabpbs">
         <w:r>
           <w:rPr>
             <w:rStyle w:val="Hyperlink"/>

--- a/docs/developpement/phases/word/PHASE_29_DOSSIER_DE_CONFORMITE_V0_1.docx
+++ b/docs/developpement/phases/word/PHASE_29_DOSSIER_DE_CONFORMITE_V0_1.docx
@@ -18,9 +18,9 @@
         <w:shd w:fill="F6F3FF" w:color="auto" w:val="clear"/>
       </w:pPr>
       <w:r>
-        <w:t xml:space="preserve">FlaiX Expert · dossier de développement · généré le 2026-10-04 depuis le dépôt </w:t>
-      </w:r>
-      <w:hyperlink w:history="1" r:id="rId-nuhhazxajgtl0-adidlj">
+        <w:t xml:space="preserve">FlaiX Expert · dossier de développement · généré le 2026-10-19 depuis le dépôt </w:t>
+      </w:r>
+      <w:hyperlink w:history="1" r:id="rIdhsijrl3zni-9y5q_w2ffs">
         <w:r>
           <w:rPr>
             <w:rStyle w:val="Hyperlink"/>
@@ -513,7 +513,7 @@
           <w:numId w:val="2"/>
         </w:numPr>
       </w:pPr>
-      <w:hyperlink w:history="1" r:id="rIdypgl5png7ozlb3d8om3qx">
+      <w:hyperlink w:history="1" r:id="rIdlnjdwjbk7hhthjirnbgmx">
         <w:r>
           <w:rPr>
             <w:rStyle w:val="Hyperlink"/>
@@ -533,7 +533,7 @@
           <w:numId w:val="2"/>
         </w:numPr>
       </w:pPr>
-      <w:hyperlink w:history="1" r:id="rIdb0hxsv3fx9c_upnannqlp">
+      <w:hyperlink w:history="1" r:id="rIdtmgqoqfh8pvl2slrhlzbv">
         <w:r>
           <w:rPr>
             <w:rStyle w:val="Hyperlink"/>
@@ -581,7 +581,7 @@
       <w:r>
         <w:t xml:space="preserve"> — modifié — </w:t>
       </w:r>
-      <w:hyperlink w:history="1" r:id="rIdg-qcbonuvgipcb0f_bwz9">
+      <w:hyperlink w:history="1" r:id="rIdmqxbppaxdykuub6yx4zb1">
         <w:r>
           <w:rPr>
             <w:rStyle w:val="Hyperlink"/>
@@ -610,7 +610,7 @@
       <w:r>
         <w:t xml:space="preserve"> — créé — </w:t>
       </w:r>
-      <w:hyperlink w:history="1" r:id="rIdvwhqc4wpygt0_9fq8fm3p">
+      <w:hyperlink w:history="1" r:id="rIdlsdfszr2pouj-xnbzvvb6">
         <w:r>
           <w:rPr>
             <w:rStyle w:val="Hyperlink"/>
@@ -639,7 +639,7 @@
       <w:r>
         <w:t xml:space="preserve"> — créé — </w:t>
       </w:r>
-      <w:hyperlink w:history="1" r:id="rIdqmgy8xuem78_odinjni6o">
+      <w:hyperlink w:history="1" r:id="rId_bq6utapid98jt5cjpail">
         <w:r>
           <w:rPr>
             <w:rStyle w:val="Hyperlink"/>
@@ -668,7 +668,7 @@
       <w:r>
         <w:t xml:space="preserve"> — créé — </w:t>
       </w:r>
-      <w:hyperlink w:history="1" r:id="rIdo3p67tnmxpnn_q2eabpbs">
+      <w:hyperlink w:history="1" r:id="rIdsdkhgmthromdychluyij5">
         <w:r>
           <w:rPr>
             <w:rStyle w:val="Hyperlink"/>

--- a/docs/developpement/phases/word/PHASE_29_DOSSIER_DE_CONFORMITE_V0_1.docx
+++ b/docs/developpement/phases/word/PHASE_29_DOSSIER_DE_CONFORMITE_V0_1.docx
@@ -20,7 +20,7 @@
       <w:r>
         <w:t xml:space="preserve">FlaiX Expert · dossier de développement · généré le 2026-10-19 depuis le dépôt </w:t>
       </w:r>
-      <w:hyperlink w:history="1" r:id="rIdhsijrl3zni-9y5q_w2ffs">
+      <w:hyperlink w:history="1" r:id="rIdjdoptrsqaivl5zxcuhrmn">
         <w:r>
           <w:rPr>
             <w:rStyle w:val="Hyperlink"/>
@@ -513,7 +513,7 @@
           <w:numId w:val="2"/>
         </w:numPr>
       </w:pPr>
-      <w:hyperlink w:history="1" r:id="rIdlnjdwjbk7hhthjirnbgmx">
+      <w:hyperlink w:history="1" r:id="rIdry2sf5ll5ep4iu4t5n_kx">
         <w:r>
           <w:rPr>
             <w:rStyle w:val="Hyperlink"/>
@@ -533,7 +533,7 @@
           <w:numId w:val="2"/>
         </w:numPr>
       </w:pPr>
-      <w:hyperlink w:history="1" r:id="rIdtmgqoqfh8pvl2slrhlzbv">
+      <w:hyperlink w:history="1" r:id="rId7tqgxcrk89l5i8pdczu7h">
         <w:r>
           <w:rPr>
             <w:rStyle w:val="Hyperlink"/>
@@ -581,7 +581,7 @@
       <w:r>
         <w:t xml:space="preserve"> — modifié — </w:t>
       </w:r>
-      <w:hyperlink w:history="1" r:id="rIdmqxbppaxdykuub6yx4zb1">
+      <w:hyperlink w:history="1" r:id="rIds5f9nwjryovlysiunritn">
         <w:r>
           <w:rPr>
             <w:rStyle w:val="Hyperlink"/>
@@ -610,7 +610,7 @@
       <w:r>
         <w:t xml:space="preserve"> — créé — </w:t>
       </w:r>
-      <w:hyperlink w:history="1" r:id="rIdlsdfszr2pouj-xnbzvvb6">
+      <w:hyperlink w:history="1" r:id="rIds6zgcieky9xwn93lsrbsp">
         <w:r>
           <w:rPr>
             <w:rStyle w:val="Hyperlink"/>
@@ -639,7 +639,7 @@
       <w:r>
         <w:t xml:space="preserve"> — créé — </w:t>
       </w:r>
-      <w:hyperlink w:history="1" r:id="rId_bq6utapid98jt5cjpail">
+      <w:hyperlink w:history="1" r:id="rIdzb2mtksmxiwacgtyrstlk">
         <w:r>
           <w:rPr>
             <w:rStyle w:val="Hyperlink"/>
@@ -668,7 +668,7 @@
       <w:r>
         <w:t xml:space="preserve"> — créé — </w:t>
       </w:r>
-      <w:hyperlink w:history="1" r:id="rIdsdkhgmthromdychluyij5">
+      <w:hyperlink w:history="1" r:id="rIdhy8xlvusxoreyqut56ucj">
         <w:r>
           <w:rPr>
             <w:rStyle w:val="Hyperlink"/>

--- a/docs/developpement/phases/word/PHASE_29_DOSSIER_DE_CONFORMITE_V0_1.docx
+++ b/docs/developpement/phases/word/PHASE_29_DOSSIER_DE_CONFORMITE_V0_1.docx
@@ -20,7 +20,7 @@
       <w:r>
         <w:t xml:space="preserve">FlaiX Expert · dossier de développement · généré le 2026-10-19 depuis le dépôt </w:t>
       </w:r>
-      <w:hyperlink w:history="1" r:id="rIdjdoptrsqaivl5zxcuhrmn">
+      <w:hyperlink w:history="1" r:id="rId6gy0geplvxw8vyry_zdsc">
         <w:r>
           <w:rPr>
             <w:rStyle w:val="Hyperlink"/>
@@ -513,7 +513,7 @@
           <w:numId w:val="2"/>
         </w:numPr>
       </w:pPr>
-      <w:hyperlink w:history="1" r:id="rIdry2sf5ll5ep4iu4t5n_kx">
+      <w:hyperlink w:history="1" r:id="rIdn7bsv8n7p9vphkmighffw">
         <w:r>
           <w:rPr>
             <w:rStyle w:val="Hyperlink"/>
@@ -533,7 +533,7 @@
           <w:numId w:val="2"/>
         </w:numPr>
       </w:pPr>
-      <w:hyperlink w:history="1" r:id="rId7tqgxcrk89l5i8pdczu7h">
+      <w:hyperlink w:history="1" r:id="rIdpeis1uzofh7jsd5wlbenn">
         <w:r>
           <w:rPr>
             <w:rStyle w:val="Hyperlink"/>
@@ -581,7 +581,7 @@
       <w:r>
         <w:t xml:space="preserve"> — modifié — </w:t>
       </w:r>
-      <w:hyperlink w:history="1" r:id="rIds5f9nwjryovlysiunritn">
+      <w:hyperlink w:history="1" r:id="rIdw-ry7nwjeh1yu4i9ubdxu">
         <w:r>
           <w:rPr>
             <w:rStyle w:val="Hyperlink"/>
@@ -610,7 +610,7 @@
       <w:r>
         <w:t xml:space="preserve"> — créé — </w:t>
       </w:r>
-      <w:hyperlink w:history="1" r:id="rIds6zgcieky9xwn93lsrbsp">
+      <w:hyperlink w:history="1" r:id="rIdidcsmhl2gmciay1gew5uf">
         <w:r>
           <w:rPr>
             <w:rStyle w:val="Hyperlink"/>
@@ -639,7 +639,7 @@
       <w:r>
         <w:t xml:space="preserve"> — créé — </w:t>
       </w:r>
-      <w:hyperlink w:history="1" r:id="rIdzb2mtksmxiwacgtyrstlk">
+      <w:hyperlink w:history="1" r:id="rIdor6-apwpdtcu9jk5d0hap">
         <w:r>
           <w:rPr>
             <w:rStyle w:val="Hyperlink"/>
@@ -668,7 +668,7 @@
       <w:r>
         <w:t xml:space="preserve"> — créé — </w:t>
       </w:r>
-      <w:hyperlink w:history="1" r:id="rIdhy8xlvusxoreyqut56ucj">
+      <w:hyperlink w:history="1" r:id="rId7aifj17rpfdyygcv8pglt">
         <w:r>
           <w:rPr>
             <w:rStyle w:val="Hyperlink"/>

--- a/docs/developpement/phases/word/PHASE_29_DOSSIER_DE_CONFORMITE_V0_1.docx
+++ b/docs/developpement/phases/word/PHASE_29_DOSSIER_DE_CONFORMITE_V0_1.docx
@@ -20,7 +20,7 @@
       <w:r>
         <w:t xml:space="preserve">FlaiX Expert · dossier de développement · généré le 2026-10-19 depuis le dépôt </w:t>
       </w:r>
-      <w:hyperlink w:history="1" r:id="rId6gy0geplvxw8vyry_zdsc">
+      <w:hyperlink w:history="1" r:id="rIdn6zecoz--xtng1qn5il0-">
         <w:r>
           <w:rPr>
             <w:rStyle w:val="Hyperlink"/>
@@ -513,7 +513,7 @@
           <w:numId w:val="2"/>
         </w:numPr>
       </w:pPr>
-      <w:hyperlink w:history="1" r:id="rIdn7bsv8n7p9vphkmighffw">
+      <w:hyperlink w:history="1" r:id="rId5sghvbbsmi52gez_usw0f">
         <w:r>
           <w:rPr>
             <w:rStyle w:val="Hyperlink"/>
@@ -533,7 +533,7 @@
           <w:numId w:val="2"/>
         </w:numPr>
       </w:pPr>
-      <w:hyperlink w:history="1" r:id="rIdpeis1uzofh7jsd5wlbenn">
+      <w:hyperlink w:history="1" r:id="rIdjrwkopnn5dp0bm1z8idgj">
         <w:r>
           <w:rPr>
             <w:rStyle w:val="Hyperlink"/>
@@ -581,7 +581,7 @@
       <w:r>
         <w:t xml:space="preserve"> — modifié — </w:t>
       </w:r>
-      <w:hyperlink w:history="1" r:id="rIdw-ry7nwjeh1yu4i9ubdxu">
+      <w:hyperlink w:history="1" r:id="rIdgz7c4zphggz4vhfupzmgm">
         <w:r>
           <w:rPr>
             <w:rStyle w:val="Hyperlink"/>
@@ -610,7 +610,7 @@
       <w:r>
         <w:t xml:space="preserve"> — créé — </w:t>
       </w:r>
-      <w:hyperlink w:history="1" r:id="rIdidcsmhl2gmciay1gew5uf">
+      <w:hyperlink w:history="1" r:id="rIdklmcw8kxeoo1j0rkqqulo">
         <w:r>
           <w:rPr>
             <w:rStyle w:val="Hyperlink"/>
@@ -639,7 +639,7 @@
       <w:r>
         <w:t xml:space="preserve"> — créé — </w:t>
       </w:r>
-      <w:hyperlink w:history="1" r:id="rIdor6-apwpdtcu9jk5d0hap">
+      <w:hyperlink w:history="1" r:id="rIdlykelltzmn3ubkpaqfurz">
         <w:r>
           <w:rPr>
             <w:rStyle w:val="Hyperlink"/>
@@ -668,7 +668,7 @@
       <w:r>
         <w:t xml:space="preserve"> — créé — </w:t>
       </w:r>
-      <w:hyperlink w:history="1" r:id="rId7aifj17rpfdyygcv8pglt">
+      <w:hyperlink w:history="1" r:id="rIdrv1xpr-w-amitmmsu4onf">
         <w:r>
           <w:rPr>
             <w:rStyle w:val="Hyperlink"/>

--- a/docs/developpement/phases/word/PHASE_29_DOSSIER_DE_CONFORMITE_V0_1.docx
+++ b/docs/developpement/phases/word/PHASE_29_DOSSIER_DE_CONFORMITE_V0_1.docx
@@ -20,7 +20,7 @@
       <w:r>
         <w:t xml:space="preserve">FlaiX Expert · dossier de développement · généré le 2026-10-19 depuis le dépôt </w:t>
       </w:r>
-      <w:hyperlink w:history="1" r:id="rIdn6zecoz--xtng1qn5il0-">
+      <w:hyperlink w:history="1" r:id="rIdjypa4rx_gjnp9fykuk0u-">
         <w:r>
           <w:rPr>
             <w:rStyle w:val="Hyperlink"/>
@@ -513,7 +513,7 @@
           <w:numId w:val="2"/>
         </w:numPr>
       </w:pPr>
-      <w:hyperlink w:history="1" r:id="rId5sghvbbsmi52gez_usw0f">
+      <w:hyperlink w:history="1" r:id="rIdzaucendhoalzhqtfotjj-">
         <w:r>
           <w:rPr>
             <w:rStyle w:val="Hyperlink"/>
@@ -533,7 +533,7 @@
           <w:numId w:val="2"/>
         </w:numPr>
       </w:pPr>
-      <w:hyperlink w:history="1" r:id="rIdjrwkopnn5dp0bm1z8idgj">
+      <w:hyperlink w:history="1" r:id="rId08-b5w8uasyarbdnxwggq">
         <w:r>
           <w:rPr>
             <w:rStyle w:val="Hyperlink"/>
@@ -581,7 +581,7 @@
       <w:r>
         <w:t xml:space="preserve"> — modifié — </w:t>
       </w:r>
-      <w:hyperlink w:history="1" r:id="rIdgz7c4zphggz4vhfupzmgm">
+      <w:hyperlink w:history="1" r:id="rIdrw0vbowt3hvoygpl1gk8c">
         <w:r>
           <w:rPr>
             <w:rStyle w:val="Hyperlink"/>
@@ -610,7 +610,7 @@
       <w:r>
         <w:t xml:space="preserve"> — créé — </w:t>
       </w:r>
-      <w:hyperlink w:history="1" r:id="rIdklmcw8kxeoo1j0rkqqulo">
+      <w:hyperlink w:history="1" r:id="rIdil6ozvbkwpu2mdfdivs9q">
         <w:r>
           <w:rPr>
             <w:rStyle w:val="Hyperlink"/>
@@ -639,7 +639,7 @@
       <w:r>
         <w:t xml:space="preserve"> — créé — </w:t>
       </w:r>
-      <w:hyperlink w:history="1" r:id="rIdlykelltzmn3ubkpaqfurz">
+      <w:hyperlink w:history="1" r:id="rIdxf-5uqmbdbrgtw-zxnzvj">
         <w:r>
           <w:rPr>
             <w:rStyle w:val="Hyperlink"/>
@@ -668,7 +668,7 @@
       <w:r>
         <w:t xml:space="preserve"> — créé — </w:t>
       </w:r>
-      <w:hyperlink w:history="1" r:id="rIdrv1xpr-w-amitmmsu4onf">
+      <w:hyperlink w:history="1" r:id="rIdrihmy8bcuzujp_c66paml">
         <w:r>
           <w:rPr>
             <w:rStyle w:val="Hyperlink"/>

--- a/docs/developpement/phases/word/PHASE_29_DOSSIER_DE_CONFORMITE_V0_1.docx
+++ b/docs/developpement/phases/word/PHASE_29_DOSSIER_DE_CONFORMITE_V0_1.docx
@@ -18,9 +18,9 @@
         <w:shd w:fill="F6F3FF" w:color="auto" w:val="clear"/>
       </w:pPr>
       <w:r>
-        <w:t xml:space="preserve">FlaiX Expert · dossier de développement · généré le 2026-10-19 depuis le dépôt </w:t>
-      </w:r>
-      <w:hyperlink w:history="1" r:id="rIdjypa4rx_gjnp9fykuk0u-">
+        <w:t xml:space="preserve">FlaiX Expert · dossier de développement · généré le 2026-10-21 depuis le dépôt </w:t>
+      </w:r>
+      <w:hyperlink w:history="1" r:id="rId3uci1opzvodr9e8tezynj">
         <w:r>
           <w:rPr>
             <w:rStyle w:val="Hyperlink"/>
@@ -513,7 +513,7 @@
           <w:numId w:val="2"/>
         </w:numPr>
       </w:pPr>
-      <w:hyperlink w:history="1" r:id="rIdzaucendhoalzhqtfotjj-">
+      <w:hyperlink w:history="1" r:id="rIdyui4c_vce0yedxmqq7rkp">
         <w:r>
           <w:rPr>
             <w:rStyle w:val="Hyperlink"/>
@@ -533,7 +533,7 @@
           <w:numId w:val="2"/>
         </w:numPr>
       </w:pPr>
-      <w:hyperlink w:history="1" r:id="rId08-b5w8uasyarbdnxwggq">
+      <w:hyperlink w:history="1" r:id="rIdhs_woxqcsrmawqdcvpmgs">
         <w:r>
           <w:rPr>
             <w:rStyle w:val="Hyperlink"/>
@@ -581,7 +581,7 @@
       <w:r>
         <w:t xml:space="preserve"> — modifié — </w:t>
       </w:r>
-      <w:hyperlink w:history="1" r:id="rIdrw0vbowt3hvoygpl1gk8c">
+      <w:hyperlink w:history="1" r:id="rId3mnzyhhxg1suv4kn4jwxr">
         <w:r>
           <w:rPr>
             <w:rStyle w:val="Hyperlink"/>
@@ -610,7 +610,7 @@
       <w:r>
         <w:t xml:space="preserve"> — créé — </w:t>
       </w:r>
-      <w:hyperlink w:history="1" r:id="rIdil6ozvbkwpu2mdfdivs9q">
+      <w:hyperlink w:history="1" r:id="rIdtkavtsliamlaqvz5tldwm">
         <w:r>
           <w:rPr>
             <w:rStyle w:val="Hyperlink"/>
@@ -639,7 +639,7 @@
       <w:r>
         <w:t xml:space="preserve"> — créé — </w:t>
       </w:r>
-      <w:hyperlink w:history="1" r:id="rIdxf-5uqmbdbrgtw-zxnzvj">
+      <w:hyperlink w:history="1" r:id="rIdou2bgb4lnjm1dfv_bmday">
         <w:r>
           <w:rPr>
             <w:rStyle w:val="Hyperlink"/>
@@ -668,7 +668,7 @@
       <w:r>
         <w:t xml:space="preserve"> — créé — </w:t>
       </w:r>
-      <w:hyperlink w:history="1" r:id="rIdrihmy8bcuzujp_c66paml">
+      <w:hyperlink w:history="1" r:id="rIdzju5apojb8r8kfnugaffk">
         <w:r>
           <w:rPr>
             <w:rStyle w:val="Hyperlink"/>

--- a/docs/developpement/phases/word/PHASE_29_DOSSIER_DE_CONFORMITE_V0_1.docx
+++ b/docs/developpement/phases/word/PHASE_29_DOSSIER_DE_CONFORMITE_V0_1.docx
@@ -20,7 +20,7 @@
       <w:r>
         <w:t xml:space="preserve">FlaiX Expert · dossier de développement · généré le 2026-10-21 depuis le dépôt </w:t>
       </w:r>
-      <w:hyperlink w:history="1" r:id="rId3uci1opzvodr9e8tezynj">
+      <w:hyperlink w:history="1" r:id="rIdxx-3e0jbpujjgt0uuogiu">
         <w:r>
           <w:rPr>
             <w:rStyle w:val="Hyperlink"/>
@@ -513,7 +513,7 @@
           <w:numId w:val="2"/>
         </w:numPr>
       </w:pPr>
-      <w:hyperlink w:history="1" r:id="rIdyui4c_vce0yedxmqq7rkp">
+      <w:hyperlink w:history="1" r:id="rIdt8jtesdhzdstbxmuxeth3">
         <w:r>
           <w:rPr>
             <w:rStyle w:val="Hyperlink"/>
@@ -533,7 +533,7 @@
           <w:numId w:val="2"/>
         </w:numPr>
       </w:pPr>
-      <w:hyperlink w:history="1" r:id="rIdhs_woxqcsrmawqdcvpmgs">
+      <w:hyperlink w:history="1" r:id="rIdgs9rattbrdemv3axhfxgl">
         <w:r>
           <w:rPr>
             <w:rStyle w:val="Hyperlink"/>
@@ -581,7 +581,7 @@
       <w:r>
         <w:t xml:space="preserve"> — modifié — </w:t>
       </w:r>
-      <w:hyperlink w:history="1" r:id="rId3mnzyhhxg1suv4kn4jwxr">
+      <w:hyperlink w:history="1" r:id="rIdherhxn0yg33zlrnzw-rpl">
         <w:r>
           <w:rPr>
             <w:rStyle w:val="Hyperlink"/>
@@ -610,7 +610,7 @@
       <w:r>
         <w:t xml:space="preserve"> — créé — </w:t>
       </w:r>
-      <w:hyperlink w:history="1" r:id="rIdtkavtsliamlaqvz5tldwm">
+      <w:hyperlink w:history="1" r:id="rIdonikmxcdk1wxwcymcccvx">
         <w:r>
           <w:rPr>
             <w:rStyle w:val="Hyperlink"/>
@@ -639,7 +639,7 @@
       <w:r>
         <w:t xml:space="preserve"> — créé — </w:t>
       </w:r>
-      <w:hyperlink w:history="1" r:id="rIdou2bgb4lnjm1dfv_bmday">
+      <w:hyperlink w:history="1" r:id="rIdqz9zhxpsicz2kmelw3s4d">
         <w:r>
           <w:rPr>
             <w:rStyle w:val="Hyperlink"/>
@@ -668,7 +668,7 @@
       <w:r>
         <w:t xml:space="preserve"> — créé — </w:t>
       </w:r>
-      <w:hyperlink w:history="1" r:id="rIdzju5apojb8r8kfnugaffk">
+      <w:hyperlink w:history="1" r:id="rIdjfc7s3sfkrwi6q7offcnd">
         <w:r>
           <w:rPr>
             <w:rStyle w:val="Hyperlink"/>

--- a/docs/developpement/phases/word/PHASE_29_DOSSIER_DE_CONFORMITE_V0_1.docx
+++ b/docs/developpement/phases/word/PHASE_29_DOSSIER_DE_CONFORMITE_V0_1.docx
@@ -18,9 +18,9 @@
         <w:shd w:fill="F6F3FF" w:color="auto" w:val="clear"/>
       </w:pPr>
       <w:r>
-        <w:t xml:space="preserve">FlaiX Expert · dossier de développement · généré le 2026-10-21 depuis le dépôt </w:t>
-      </w:r>
-      <w:hyperlink w:history="1" r:id="rIdxx-3e0jbpujjgt0uuogiu">
+        <w:t xml:space="preserve">FlaiX Expert · dossier de développement · généré le 2026-10-23 depuis le dépôt </w:t>
+      </w:r>
+      <w:hyperlink w:history="1" r:id="rId-w4da8wevdnq_0cf7etci">
         <w:r>
           <w:rPr>
             <w:rStyle w:val="Hyperlink"/>
@@ -513,7 +513,7 @@
           <w:numId w:val="2"/>
         </w:numPr>
       </w:pPr>
-      <w:hyperlink w:history="1" r:id="rIdt8jtesdhzdstbxmuxeth3">
+      <w:hyperlink w:history="1" r:id="rId9da42obht4gtjfpdiz9bv">
         <w:r>
           <w:rPr>
             <w:rStyle w:val="Hyperlink"/>
@@ -533,7 +533,7 @@
           <w:numId w:val="2"/>
         </w:numPr>
       </w:pPr>
-      <w:hyperlink w:history="1" r:id="rIdgs9rattbrdemv3axhfxgl">
+      <w:hyperlink w:history="1" r:id="rIddj8o6wea5yycxabva1qwd">
         <w:r>
           <w:rPr>
             <w:rStyle w:val="Hyperlink"/>
@@ -581,7 +581,7 @@
       <w:r>
         <w:t xml:space="preserve"> — modifié — </w:t>
       </w:r>
-      <w:hyperlink w:history="1" r:id="rIdherhxn0yg33zlrnzw-rpl">
+      <w:hyperlink w:history="1" r:id="rIdrr69uvozjsndspuruhies">
         <w:r>
           <w:rPr>
             <w:rStyle w:val="Hyperlink"/>
@@ -610,7 +610,7 @@
       <w:r>
         <w:t xml:space="preserve"> — créé — </w:t>
       </w:r>
-      <w:hyperlink w:history="1" r:id="rIdonikmxcdk1wxwcymcccvx">
+      <w:hyperlink w:history="1" r:id="rId3c1d_vu-p9pspldgjhz42">
         <w:r>
           <w:rPr>
             <w:rStyle w:val="Hyperlink"/>
@@ -639,7 +639,7 @@
       <w:r>
         <w:t xml:space="preserve"> — créé — </w:t>
       </w:r>
-      <w:hyperlink w:history="1" r:id="rIdqz9zhxpsicz2kmelw3s4d">
+      <w:hyperlink w:history="1" r:id="rIdjzkeoysqf-xwikccatq8v">
         <w:r>
           <w:rPr>
             <w:rStyle w:val="Hyperlink"/>
@@ -668,7 +668,7 @@
       <w:r>
         <w:t xml:space="preserve"> — créé — </w:t>
       </w:r>
-      <w:hyperlink w:history="1" r:id="rIdjfc7s3sfkrwi6q7offcnd">
+      <w:hyperlink w:history="1" r:id="rIdc4cdx5eyhir_xxxgtweum">
         <w:r>
           <w:rPr>
             <w:rStyle w:val="Hyperlink"/>

--- a/docs/developpement/phases/word/PHASE_29_DOSSIER_DE_CONFORMITE_V0_1.docx
+++ b/docs/developpement/phases/word/PHASE_29_DOSSIER_DE_CONFORMITE_V0_1.docx
@@ -18,9 +18,9 @@
         <w:shd w:fill="F6F3FF" w:color="auto" w:val="clear"/>
       </w:pPr>
       <w:r>
-        <w:t xml:space="preserve">FlaiX Expert · dossier de développement · généré le 2026-10-23 depuis le dépôt </w:t>
-      </w:r>
-      <w:hyperlink w:history="1" r:id="rId-w4da8wevdnq_0cf7etci">
+        <w:t xml:space="preserve">FlaiX Expert · dossier de développement · généré le 2026-10-24 depuis le dépôt </w:t>
+      </w:r>
+      <w:hyperlink w:history="1" r:id="rIdx3somosugp77bpb-ht4oc">
         <w:r>
           <w:rPr>
             <w:rStyle w:val="Hyperlink"/>
@@ -513,7 +513,7 @@
           <w:numId w:val="2"/>
         </w:numPr>
       </w:pPr>
-      <w:hyperlink w:history="1" r:id="rId9da42obht4gtjfpdiz9bv">
+      <w:hyperlink w:history="1" r:id="rId9htvp4syapru2-qi_u1ld">
         <w:r>
           <w:rPr>
             <w:rStyle w:val="Hyperlink"/>
@@ -533,7 +533,7 @@
           <w:numId w:val="2"/>
         </w:numPr>
       </w:pPr>
-      <w:hyperlink w:history="1" r:id="rIddj8o6wea5yycxabva1qwd">
+      <w:hyperlink w:history="1" r:id="rIduh9egwqc24ovnyu6e9ygf">
         <w:r>
           <w:rPr>
             <w:rStyle w:val="Hyperlink"/>
@@ -581,7 +581,7 @@
       <w:r>
         <w:t xml:space="preserve"> — modifié — </w:t>
       </w:r>
-      <w:hyperlink w:history="1" r:id="rIdrr69uvozjsndspuruhies">
+      <w:hyperlink w:history="1" r:id="rIdflmzinjp-wtkwpy86unbq">
         <w:r>
           <w:rPr>
             <w:rStyle w:val="Hyperlink"/>
@@ -610,7 +610,7 @@
       <w:r>
         <w:t xml:space="preserve"> — créé — </w:t>
       </w:r>
-      <w:hyperlink w:history="1" r:id="rId3c1d_vu-p9pspldgjhz42">
+      <w:hyperlink w:history="1" r:id="rIdjglmd_-kdowz0by54lszr">
         <w:r>
           <w:rPr>
             <w:rStyle w:val="Hyperlink"/>
@@ -639,7 +639,7 @@
       <w:r>
         <w:t xml:space="preserve"> — créé — </w:t>
       </w:r>
-      <w:hyperlink w:history="1" r:id="rIdjzkeoysqf-xwikccatq8v">
+      <w:hyperlink w:history="1" r:id="rIdwvirh74vi4fpyvdc-epo5">
         <w:r>
           <w:rPr>
             <w:rStyle w:val="Hyperlink"/>
@@ -668,7 +668,7 @@
       <w:r>
         <w:t xml:space="preserve"> — créé — </w:t>
       </w:r>
-      <w:hyperlink w:history="1" r:id="rIdc4cdx5eyhir_xxxgtweum">
+      <w:hyperlink w:history="1" r:id="rIdbngllajpu-cedhk_kgq__">
         <w:r>
           <w:rPr>
             <w:rStyle w:val="Hyperlink"/>

--- a/docs/developpement/phases/word/PHASE_29_DOSSIER_DE_CONFORMITE_V0_1.docx
+++ b/docs/developpement/phases/word/PHASE_29_DOSSIER_DE_CONFORMITE_V0_1.docx
@@ -18,9 +18,9 @@
         <w:shd w:fill="F6F3FF" w:color="auto" w:val="clear"/>
       </w:pPr>
       <w:r>
-        <w:t xml:space="preserve">FlaiX Expert · dossier de développement · généré le 2026-10-24 depuis le dépôt </w:t>
-      </w:r>
-      <w:hyperlink w:history="1" r:id="rIdx3somosugp77bpb-ht4oc">
+        <w:t xml:space="preserve">FlaiX Expert · dossier de développement · généré le 2026-10-25 depuis le dépôt </w:t>
+      </w:r>
+      <w:hyperlink w:history="1" r:id="rIdc-y0h3kkiyywzhrf5e-ug">
         <w:r>
           <w:rPr>
             <w:rStyle w:val="Hyperlink"/>
@@ -513,7 +513,7 @@
           <w:numId w:val="2"/>
         </w:numPr>
       </w:pPr>
-      <w:hyperlink w:history="1" r:id="rId9htvp4syapru2-qi_u1ld">
+      <w:hyperlink w:history="1" r:id="rIdkzhocsbojohsh-f81an0g">
         <w:r>
           <w:rPr>
             <w:rStyle w:val="Hyperlink"/>
@@ -533,7 +533,7 @@
           <w:numId w:val="2"/>
         </w:numPr>
       </w:pPr>
-      <w:hyperlink w:history="1" r:id="rIduh9egwqc24ovnyu6e9ygf">
+      <w:hyperlink w:history="1" r:id="rIdkymoq4wjlyw6fhrpbu7we">
         <w:r>
           <w:rPr>
             <w:rStyle w:val="Hyperlink"/>
@@ -581,7 +581,7 @@
       <w:r>
         <w:t xml:space="preserve"> — modifié — </w:t>
       </w:r>
-      <w:hyperlink w:history="1" r:id="rIdflmzinjp-wtkwpy86unbq">
+      <w:hyperlink w:history="1" r:id="rIdrninsd7kcwmt6bbsushfv">
         <w:r>
           <w:rPr>
             <w:rStyle w:val="Hyperlink"/>
@@ -610,7 +610,7 @@
       <w:r>
         <w:t xml:space="preserve"> — créé — </w:t>
       </w:r>
-      <w:hyperlink w:history="1" r:id="rIdjglmd_-kdowz0by54lszr">
+      <w:hyperlink w:history="1" r:id="rIdoo83rj27gbtknirxgezmm">
         <w:r>
           <w:rPr>
             <w:rStyle w:val="Hyperlink"/>
@@ -639,7 +639,7 @@
       <w:r>
         <w:t xml:space="preserve"> — créé — </w:t>
       </w:r>
-      <w:hyperlink w:history="1" r:id="rIdwvirh74vi4fpyvdc-epo5">
+      <w:hyperlink w:history="1" r:id="rIdo9il2hgpt2xfosmbv4rmv">
         <w:r>
           <w:rPr>
             <w:rStyle w:val="Hyperlink"/>
@@ -668,7 +668,7 @@
       <w:r>
         <w:t xml:space="preserve"> — créé — </w:t>
       </w:r>
-      <w:hyperlink w:history="1" r:id="rIdbngllajpu-cedhk_kgq__">
+      <w:hyperlink w:history="1" r:id="rIdgaatszlxahmetk1flo-jr">
         <w:r>
           <w:rPr>
             <w:rStyle w:val="Hyperlink"/>

--- a/docs/developpement/phases/word/PHASE_29_DOSSIER_DE_CONFORMITE_V0_1.docx
+++ b/docs/developpement/phases/word/PHASE_29_DOSSIER_DE_CONFORMITE_V0_1.docx
@@ -20,7 +20,7 @@
       <w:r>
         <w:t xml:space="preserve">FlaiX Expert · dossier de développement · généré le 2026-10-25 depuis le dépôt </w:t>
       </w:r>
-      <w:hyperlink w:history="1" r:id="rIdc-y0h3kkiyywzhrf5e-ug">
+      <w:hyperlink w:history="1" r:id="rIdjrsq56ct14zlijdjoqqyd">
         <w:r>
           <w:rPr>
             <w:rStyle w:val="Hyperlink"/>
@@ -513,7 +513,7 @@
           <w:numId w:val="2"/>
         </w:numPr>
       </w:pPr>
-      <w:hyperlink w:history="1" r:id="rIdkzhocsbojohsh-f81an0g">
+      <w:hyperlink w:history="1" r:id="rIdf4zvkeqmesn3ij0k6xj3v">
         <w:r>
           <w:rPr>
             <w:rStyle w:val="Hyperlink"/>
@@ -533,7 +533,7 @@
           <w:numId w:val="2"/>
         </w:numPr>
       </w:pPr>
-      <w:hyperlink w:history="1" r:id="rIdkymoq4wjlyw6fhrpbu7we">
+      <w:hyperlink w:history="1" r:id="rIdx_ntgwkwojzx-wmin0krg">
         <w:r>
           <w:rPr>
             <w:rStyle w:val="Hyperlink"/>
@@ -581,7 +581,7 @@
       <w:r>
         <w:t xml:space="preserve"> — modifié — </w:t>
       </w:r>
-      <w:hyperlink w:history="1" r:id="rIdrninsd7kcwmt6bbsushfv">
+      <w:hyperlink w:history="1" r:id="rIdnndvo3bmcj4tvak1clufz">
         <w:r>
           <w:rPr>
             <w:rStyle w:val="Hyperlink"/>
@@ -610,7 +610,7 @@
       <w:r>
         <w:t xml:space="preserve"> — créé — </w:t>
       </w:r>
-      <w:hyperlink w:history="1" r:id="rIdoo83rj27gbtknirxgezmm">
+      <w:hyperlink w:history="1" r:id="rIdauxyrdtpspf_7inonck0n">
         <w:r>
           <w:rPr>
             <w:rStyle w:val="Hyperlink"/>
@@ -639,7 +639,7 @@
       <w:r>
         <w:t xml:space="preserve"> — créé — </w:t>
       </w:r>
-      <w:hyperlink w:history="1" r:id="rIdo9il2hgpt2xfosmbv4rmv">
+      <w:hyperlink w:history="1" r:id="rIdlipwhsne6r6q4feaj_f71">
         <w:r>
           <w:rPr>
             <w:rStyle w:val="Hyperlink"/>
@@ -668,7 +668,7 @@
       <w:r>
         <w:t xml:space="preserve"> — créé — </w:t>
       </w:r>
-      <w:hyperlink w:history="1" r:id="rIdgaatszlxahmetk1flo-jr">
+      <w:hyperlink w:history="1" r:id="rIdmcg6koq_qgjiym3podczo">
         <w:r>
           <w:rPr>
             <w:rStyle w:val="Hyperlink"/>

--- a/docs/developpement/phases/word/PHASE_29_DOSSIER_DE_CONFORMITE_V0_1.docx
+++ b/docs/developpement/phases/word/PHASE_29_DOSSIER_DE_CONFORMITE_V0_1.docx
@@ -20,7 +20,7 @@
       <w:r>
         <w:t xml:space="preserve">FlaiX Expert · dossier de développement · généré le 2026-10-25 depuis le dépôt </w:t>
       </w:r>
-      <w:hyperlink w:history="1" r:id="rIdjrsq56ct14zlijdjoqqyd">
+      <w:hyperlink w:history="1" r:id="rIdib5g9ku0svzezu2kt6w1f">
         <w:r>
           <w:rPr>
             <w:rStyle w:val="Hyperlink"/>
@@ -513,7 +513,7 @@
           <w:numId w:val="2"/>
         </w:numPr>
       </w:pPr>
-      <w:hyperlink w:history="1" r:id="rIdf4zvkeqmesn3ij0k6xj3v">
+      <w:hyperlink w:history="1" r:id="rIdqhfmkyuzi1iv1onllw2qh">
         <w:r>
           <w:rPr>
             <w:rStyle w:val="Hyperlink"/>
@@ -533,7 +533,7 @@
           <w:numId w:val="2"/>
         </w:numPr>
       </w:pPr>
-      <w:hyperlink w:history="1" r:id="rIdx_ntgwkwojzx-wmin0krg">
+      <w:hyperlink w:history="1" r:id="rIdk-xkhrrw3s4iyek8qjyxk">
         <w:r>
           <w:rPr>
             <w:rStyle w:val="Hyperlink"/>
@@ -581,7 +581,7 @@
       <w:r>
         <w:t xml:space="preserve"> — modifié — </w:t>
       </w:r>
-      <w:hyperlink w:history="1" r:id="rIdnndvo3bmcj4tvak1clufz">
+      <w:hyperlink w:history="1" r:id="rIdctsrbtrlbobfql9nr9u2z">
         <w:r>
           <w:rPr>
             <w:rStyle w:val="Hyperlink"/>
@@ -610,7 +610,7 @@
       <w:r>
         <w:t xml:space="preserve"> — créé — </w:t>
       </w:r>
-      <w:hyperlink w:history="1" r:id="rIdauxyrdtpspf_7inonck0n">
+      <w:hyperlink w:history="1" r:id="rId_pkbupofeddc9kfx8abt1">
         <w:r>
           <w:rPr>
             <w:rStyle w:val="Hyperlink"/>
@@ -639,7 +639,7 @@
       <w:r>
         <w:t xml:space="preserve"> — créé — </w:t>
       </w:r>
-      <w:hyperlink w:history="1" r:id="rIdlipwhsne6r6q4feaj_f71">
+      <w:hyperlink w:history="1" r:id="rId3gzvnzt-2liekrgdg0yh_">
         <w:r>
           <w:rPr>
             <w:rStyle w:val="Hyperlink"/>
@@ -668,7 +668,7 @@
       <w:r>
         <w:t xml:space="preserve"> — créé — </w:t>
       </w:r>
-      <w:hyperlink w:history="1" r:id="rIdmcg6koq_qgjiym3podczo">
+      <w:hyperlink w:history="1" r:id="rIdrm2cfrwm7ylkqlpbxjo9t">
         <w:r>
           <w:rPr>
             <w:rStyle w:val="Hyperlink"/>
